--- a/Coding 1 - year/Unit 1 - Intro to Programming/Daily Lesson Plans/Word/Day 15.docx
+++ b/Coding 1 - year/Unit 1 - Intro to Programming/Daily Lesson Plans/Word/Day 15.docx
@@ -50,12 +50,15 @@
               </w:rPr>
               <w:t xml:space="preserve">Coding I — Full Year</w:t>
             </w:r>
-          </w:p>
-          <w:p>
-            <w:pPr>
-              <w:spacing w:before="40"/>
-              <w:jc w:val="center"/>
-            </w:pPr>
+            <w:r>
+              <w:rPr>
+                <w:rFonts w:ascii="Arial" w:cs="Arial" w:eastAsia="Arial" w:hAnsi="Arial"/>
+                <w:sz w:val="16"/>
+                <w:szCs w:val="16"/>
+              </w:rPr>
+              <w:br/>
+              <w:t xml:space="preserve"/>
+            </w:r>
             <w:r>
               <w:rPr>
                 <w:rFonts w:ascii="Arial" w:cs="Arial" w:eastAsia="Arial" w:hAnsi="Arial"/>
@@ -83,7 +86,7 @@
           <w:rFonts w:ascii="Arial" w:cs="Arial" w:eastAsia="Arial" w:hAnsi="Arial"/>
           <w:b/>
           <w:bCs/>
-          <w:color w:val="1F3864"/>
+          <w:color w:val="2B5797"/>
           <w:sz w:val="32"/>
           <w:szCs w:val="32"/>
         </w:rPr>
@@ -261,9 +264,9 @@
               <w:right w:val="single" w:color="CCCCCC" w:sz="1"/>
             </w:tcBorders>
             <w:tcMar>
-              <w:top w:type="dxa" w:w="60"/>
+              <w:top w:type="dxa" w:w="80"/>
               <w:left w:type="dxa" w:w="120"/>
-              <w:bottom w:type="dxa" w:w="60"/>
+              <w:bottom w:type="dxa" w:w="80"/>
               <w:right w:type="dxa" w:w="120"/>
             </w:tcMar>
           </w:tcPr>
@@ -290,20 +293,213 @@
               <w:right w:val="single" w:color="CCCCCC" w:sz="1"/>
             </w:tcBorders>
             <w:tcMar>
-              <w:top w:type="dxa" w:w="60"/>
+              <w:top w:type="dxa" w:w="80"/>
               <w:left w:type="dxa" w:w="120"/>
-              <w:bottom w:type="dxa" w:w="60"/>
+              <w:bottom w:type="dxa" w:w="80"/>
               <w:right w:type="dxa" w:w="120"/>
             </w:tcMar>
           </w:tcPr>
           <w:p>
-            <w:r>
-              <w:rPr>
-                <w:rFonts w:ascii="Arial" w:cs="Arial" w:eastAsia="Arial" w:hAnsi="Arial"/>
-                <w:sz w:val="20"/>
-                <w:szCs w:val="20"/>
+            <w:pPr>
+              <w:spacing w:after="80" w:before="80"/>
+            </w:pPr>
+            <w:r>
+              <w:rPr>
+                <w:rFonts w:ascii="Arial" w:cs="Arial" w:eastAsia="Arial" w:hAnsi="Arial"/>
+                <w:b/>
+                <w:bCs/>
+                <w:i w:val="false"/>
+                <w:iCs w:val="false"/>
+                <w:color w:val="000000"/>
+                <w:sz w:val="22"/>
+                <w:szCs w:val="22"/>
               </w:rPr>
               <w:t xml:space="preserve">Bell Ringer / Review</w:t>
+            </w:r>
+            <w:r>
+              <w:rPr>
+                <w:rFonts w:ascii="Arial" w:cs="Arial" w:eastAsia="Arial" w:hAnsi="Arial"/>
+                <w:sz w:val="20"/>
+                <w:szCs w:val="20"/>
+              </w:rPr>
+              <w:br/>
+              <w:t xml:space="preserve"/>
+            </w:r>
+            <w:r>
+              <w:rPr>
+                <w:rFonts w:ascii="Arial" w:cs="Arial" w:eastAsia="Arial" w:hAnsi="Arial"/>
+                <w:sz w:val="20"/>
+                <w:szCs w:val="20"/>
+              </w:rPr>
+              <w:br/>
+              <w:t xml:space="preserve"/>
+            </w:r>
+            <w:r>
+              <w:rPr>
+                <w:rFonts w:ascii="Arial" w:cs="Arial" w:eastAsia="Arial" w:hAnsi="Arial"/>
+                <w:b/>
+                <w:bCs/>
+                <w:i w:val="false"/>
+                <w:iCs w:val="false"/>
+                <w:color w:val="000000"/>
+                <w:sz w:val="20"/>
+                <w:szCs w:val="20"/>
+              </w:rPr>
+              <w:t xml:space="preserve">Quick Write </w:t>
+            </w:r>
+            <w:r>
+              <w:rPr>
+                <w:rFonts w:ascii="Arial" w:cs="Arial" w:eastAsia="Arial" w:hAnsi="Arial"/>
+                <w:b w:val="false"/>
+                <w:bCs w:val="false"/>
+                <w:i w:val="false"/>
+                <w:iCs w:val="false"/>
+                <w:color w:val="000000"/>
+                <w:sz w:val="20"/>
+                <w:szCs w:val="20"/>
+              </w:rPr>
+              <w:t xml:space="preserve">(3 min — written or verbal):</w:t>
+            </w:r>
+            <w:r>
+              <w:rPr>
+                <w:rFonts w:ascii="Arial" w:cs="Arial" w:eastAsia="Arial" w:hAnsi="Arial"/>
+                <w:sz w:val="20"/>
+                <w:szCs w:val="20"/>
+              </w:rPr>
+              <w:br/>
+              <w:t xml:space="preserve"/>
+            </w:r>
+            <w:r>
+              <w:rPr>
+                <w:rFonts w:ascii="Arial" w:cs="Arial" w:eastAsia="Arial" w:hAnsi="Arial"/>
+                <w:b w:val="false"/>
+                <w:bCs w:val="false"/>
+                <w:i w:val="false"/>
+                <w:iCs w:val="false"/>
+                <w:color w:val="000000"/>
+                <w:sz w:val="20"/>
+                <w:szCs w:val="20"/>
+              </w:rPr>
+              <w:t xml:space="preserve">    In your own words: Integrate all Unit 1 concepts to build functional, formatted programs?</w:t>
+            </w:r>
+            <w:r>
+              <w:rPr>
+                <w:rFonts w:ascii="Arial" w:cs="Arial" w:eastAsia="Arial" w:hAnsi="Arial"/>
+                <w:sz w:val="20"/>
+                <w:szCs w:val="20"/>
+              </w:rPr>
+              <w:br/>
+              <w:t xml:space="preserve"/>
+            </w:r>
+            <w:r>
+              <w:rPr>
+                <w:rFonts w:ascii="Arial" w:cs="Arial" w:eastAsia="Arial" w:hAnsi="Arial"/>
+                <w:sz w:val="20"/>
+                <w:szCs w:val="20"/>
+              </w:rPr>
+              <w:br/>
+              <w:t xml:space="preserve"/>
+            </w:r>
+            <w:r>
+              <w:rPr>
+                <w:rFonts w:ascii="Arial" w:cs="Arial" w:eastAsia="Arial" w:hAnsi="Arial"/>
+                <w:b/>
+                <w:bCs/>
+                <w:i w:val="false"/>
+                <w:iCs w:val="false"/>
+                <w:color w:val="000000"/>
+                <w:sz w:val="20"/>
+                <w:szCs w:val="20"/>
+              </w:rPr>
+              <w:t xml:space="preserve">Vocabulary Preview — </w:t>
+            </w:r>
+            <w:r>
+              <w:rPr>
+                <w:rFonts w:ascii="Arial" w:cs="Arial" w:eastAsia="Arial" w:hAnsi="Arial"/>
+                <w:b w:val="false"/>
+                <w:bCs w:val="false"/>
+                <w:i w:val="false"/>
+                <w:iCs w:val="false"/>
+                <w:color w:val="000000"/>
+                <w:sz w:val="20"/>
+                <w:szCs w:val="20"/>
+              </w:rPr>
+              <w:t xml:space="preserve">terms we'll use today:</w:t>
+            </w:r>
+            <w:r>
+              <w:rPr>
+                <w:rFonts w:ascii="Arial" w:cs="Arial" w:eastAsia="Arial" w:hAnsi="Arial"/>
+                <w:sz w:val="20"/>
+                <w:szCs w:val="20"/>
+              </w:rPr>
+              <w:br/>
+              <w:t xml:space="preserve"/>
+            </w:r>
+            <w:r>
+              <w:rPr>
+                <w:rFonts w:ascii="Arial" w:cs="Arial" w:eastAsia="Arial" w:hAnsi="Arial"/>
+                <w:b w:val="false"/>
+                <w:bCs w:val="false"/>
+                <w:i w:val="false"/>
+                <w:iCs w:val="false"/>
+                <w:color w:val="000000"/>
+                <w:sz w:val="20"/>
+                <w:szCs w:val="20"/>
+              </w:rPr>
+              <w:t xml:space="preserve">    • Real-world programs</w:t>
+            </w:r>
+            <w:r>
+              <w:rPr>
+                <w:rFonts w:ascii="Arial" w:cs="Arial" w:eastAsia="Arial" w:hAnsi="Arial"/>
+                <w:sz w:val="20"/>
+                <w:szCs w:val="20"/>
+              </w:rPr>
+              <w:br/>
+              <w:t xml:space="preserve"/>
+            </w:r>
+            <w:r>
+              <w:rPr>
+                <w:rFonts w:ascii="Arial" w:cs="Arial" w:eastAsia="Arial" w:hAnsi="Arial"/>
+                <w:sz w:val="20"/>
+                <w:szCs w:val="20"/>
+              </w:rPr>
+              <w:br/>
+              <w:t xml:space="preserve"/>
+            </w:r>
+            <w:r>
+              <w:rPr>
+                <w:rFonts w:ascii="Arial" w:cs="Arial" w:eastAsia="Arial" w:hAnsi="Arial"/>
+                <w:b w:val="false"/>
+                <w:bCs w:val="false"/>
+                <w:i/>
+                <w:iCs/>
+                <w:color w:val="444444"/>
+                <w:sz w:val="20"/>
+                <w:szCs w:val="20"/>
+              </w:rPr>
+              <w:t xml:space="preserve">Today's Goal: By the end of class you will be able to integrate all Unit 1 concepts to build functional, formatted programs.</w:t>
+            </w:r>
+            <w:r>
+              <w:rPr>
+                <w:rFonts w:ascii="Arial" w:cs="Arial" w:eastAsia="Arial" w:hAnsi="Arial"/>
+                <w:sz w:val="20"/>
+                <w:szCs w:val="20"/>
+              </w:rPr>
+              <w:br/>
+              <w:t xml:space="preserve"/>
+            </w:r>
+            <w:r>
+              <w:rPr>
+                <w:rFonts w:ascii="Arial" w:cs="Arial" w:eastAsia="Arial" w:hAnsi="Arial"/>
+                <w:b w:val="false"/>
+                <w:bCs w:val="false"/>
+                <w:i/>
+                <w:iCs/>
+                <w:color w:val="555555"/>
+                <w:sz w:val="20"/>
+                <w:szCs w:val="20"/>
+              </w:rPr>
+              <w:t xml:space="preserve">→ Pair-share your response, then 2–3 students share with the class.</w:t>
             </w:r>
           </w:p>
         </w:tc>
@@ -319,9 +515,9 @@
               <w:right w:val="single" w:color="CCCCCC" w:sz="1"/>
             </w:tcBorders>
             <w:tcMar>
-              <w:top w:type="dxa" w:w="60"/>
+              <w:top w:type="dxa" w:w="80"/>
               <w:left w:type="dxa" w:w="120"/>
-              <w:bottom w:type="dxa" w:w="60"/>
+              <w:bottom w:type="dxa" w:w="80"/>
               <w:right w:type="dxa" w:w="120"/>
             </w:tcMar>
           </w:tcPr>
@@ -348,20 +544,468 @@
               <w:right w:val="single" w:color="CCCCCC" w:sz="1"/>
             </w:tcBorders>
             <w:tcMar>
-              <w:top w:type="dxa" w:w="60"/>
+              <w:top w:type="dxa" w:w="80"/>
               <w:left w:type="dxa" w:w="120"/>
-              <w:bottom w:type="dxa" w:w="60"/>
+              <w:bottom w:type="dxa" w:w="80"/>
               <w:right w:type="dxa" w:w="120"/>
             </w:tcMar>
           </w:tcPr>
           <w:p>
-            <w:r>
-              <w:rPr>
-                <w:rFonts w:ascii="Arial" w:cs="Arial" w:eastAsia="Arial" w:hAnsi="Arial"/>
-                <w:sz w:val="20"/>
-                <w:szCs w:val="20"/>
-              </w:rPr>
-              <w:t xml:space="preserve">Mini Lesson: Practice Lab — Unit Converters &amp; Calculators</w:t>
+            <w:pPr>
+              <w:spacing w:after="80" w:before="80"/>
+            </w:pPr>
+            <w:r>
+              <w:rPr>
+                <w:rFonts w:ascii="Arial" w:cs="Arial" w:eastAsia="Arial" w:hAnsi="Arial"/>
+                <w:b/>
+                <w:bCs/>
+                <w:i w:val="false"/>
+                <w:iCs w:val="false"/>
+                <w:color w:val="000000"/>
+                <w:sz w:val="22"/>
+                <w:szCs w:val="22"/>
+              </w:rPr>
+              <w:t xml:space="preserve">Mini Lesson: </w:t>
+            </w:r>
+            <w:r>
+              <w:rPr>
+                <w:rFonts w:ascii="Arial" w:cs="Arial" w:eastAsia="Arial" w:hAnsi="Arial"/>
+                <w:b w:val="false"/>
+                <w:bCs w:val="false"/>
+                <w:i w:val="false"/>
+                <w:iCs w:val="false"/>
+                <w:color w:val="000000"/>
+                <w:sz w:val="22"/>
+                <w:szCs w:val="22"/>
+              </w:rPr>
+              <w:t xml:space="preserve">Practice Lab — Unit Converters &amp; Calculators</w:t>
+            </w:r>
+            <w:r>
+              <w:rPr>
+                <w:rFonts w:ascii="Arial" w:cs="Arial" w:eastAsia="Arial" w:hAnsi="Arial"/>
+                <w:sz w:val="20"/>
+                <w:szCs w:val="20"/>
+              </w:rPr>
+              <w:br/>
+              <w:t xml:space="preserve"/>
+            </w:r>
+            <w:r>
+              <w:rPr>
+                <w:rFonts w:ascii="Arial" w:cs="Arial" w:eastAsia="Arial" w:hAnsi="Arial"/>
+                <w:sz w:val="20"/>
+                <w:szCs w:val="20"/>
+              </w:rPr>
+              <w:br/>
+              <w:t xml:space="preserve"/>
+            </w:r>
+            <w:r>
+              <w:rPr>
+                <w:rFonts w:ascii="Arial" w:cs="Arial" w:eastAsia="Arial" w:hAnsi="Arial"/>
+                <w:b/>
+                <w:bCs/>
+                <w:i/>
+                <w:iCs/>
+                <w:color w:val="000000"/>
+                <w:sz w:val="20"/>
+                <w:szCs w:val="20"/>
+              </w:rPr>
+              <w:t xml:space="preserve">Learning Target: </w:t>
+            </w:r>
+            <w:r>
+              <w:rPr>
+                <w:rFonts w:ascii="Arial" w:cs="Arial" w:eastAsia="Arial" w:hAnsi="Arial"/>
+                <w:b w:val="false"/>
+                <w:bCs w:val="false"/>
+                <w:i/>
+                <w:iCs/>
+                <w:color w:val="333333"/>
+                <w:sz w:val="20"/>
+                <w:szCs w:val="20"/>
+              </w:rPr>
+              <w:t xml:space="preserve">I can integrate all Unit 1 concepts to build functional, formatted programs.</w:t>
+            </w:r>
+            <w:r>
+              <w:rPr>
+                <w:rFonts w:ascii="Arial" w:cs="Arial" w:eastAsia="Arial" w:hAnsi="Arial"/>
+                <w:sz w:val="20"/>
+                <w:szCs w:val="20"/>
+              </w:rPr>
+              <w:br/>
+              <w:t xml:space="preserve"/>
+            </w:r>
+            <w:r>
+              <w:rPr>
+                <w:rFonts w:ascii="Arial" w:cs="Arial" w:eastAsia="Arial" w:hAnsi="Arial"/>
+                <w:sz w:val="20"/>
+                <w:szCs w:val="20"/>
+              </w:rPr>
+              <w:br/>
+              <w:t xml:space="preserve"/>
+            </w:r>
+            <w:r>
+              <w:rPr>
+                <w:rFonts w:ascii="Arial" w:cs="Arial" w:eastAsia="Arial" w:hAnsi="Arial"/>
+                <w:b w:val="false"/>
+                <w:bCs w:val="false"/>
+                <w:i w:val="false"/>
+                <w:iCs w:val="false"/>
+                <w:color w:val="000000"/>
+                <w:sz w:val="20"/>
+                <w:szCs w:val="20"/>
+              </w:rPr>
+              <w:t xml:space="preserve">This lab consolidates Weeks 2-3. You'll apply:</w:t>
+            </w:r>
+            <w:r>
+              <w:rPr>
+                <w:rFonts w:ascii="Arial" w:cs="Arial" w:eastAsia="Arial" w:hAnsi="Arial"/>
+                <w:sz w:val="20"/>
+                <w:szCs w:val="20"/>
+              </w:rPr>
+              <w:br/>
+              <w:t xml:space="preserve"/>
+            </w:r>
+            <w:r>
+              <w:rPr>
+                <w:rFonts w:ascii="Arial" w:cs="Arial" w:eastAsia="Arial" w:hAnsi="Arial"/>
+                <w:b w:val="false"/>
+                <w:bCs w:val="false"/>
+                <w:i w:val="false"/>
+                <w:iCs w:val="false"/>
+                <w:color w:val="000000"/>
+                <w:sz w:val="20"/>
+                <w:szCs w:val="20"/>
+              </w:rPr>
+              <w:t xml:space="preserve">Real-world programs solve practical problems:</w:t>
+            </w:r>
+            <w:r>
+              <w:rPr>
+                <w:rFonts w:ascii="Arial" w:cs="Arial" w:eastAsia="Arial" w:hAnsi="Arial"/>
+                <w:sz w:val="20"/>
+                <w:szCs w:val="20"/>
+              </w:rPr>
+              <w:br/>
+              <w:t xml:space="preserve"/>
+            </w:r>
+            <w:r>
+              <w:rPr>
+                <w:rFonts w:ascii="Arial" w:cs="Arial" w:eastAsia="Arial" w:hAnsi="Arial"/>
+                <w:sz w:val="20"/>
+                <w:szCs w:val="20"/>
+              </w:rPr>
+              <w:br/>
+              <w:t xml:space="preserve"/>
+            </w:r>
+            <w:r>
+              <w:rPr>
+                <w:rFonts w:ascii="Arial" w:cs="Arial" w:eastAsia="Arial" w:hAnsi="Arial"/>
+                <w:b/>
+                <w:bCs/>
+                <w:i w:val="false"/>
+                <w:iCs w:val="false"/>
+                <w:color w:val="000000"/>
+                <w:sz w:val="20"/>
+                <w:szCs w:val="20"/>
+              </w:rPr>
+              <w:t xml:space="preserve">Key Concepts:</w:t>
+            </w:r>
+            <w:r>
+              <w:rPr>
+                <w:rFonts w:ascii="Arial" w:cs="Arial" w:eastAsia="Arial" w:hAnsi="Arial"/>
+                <w:sz w:val="20"/>
+                <w:szCs w:val="20"/>
+              </w:rPr>
+              <w:br/>
+              <w:t xml:space="preserve"/>
+            </w:r>
+            <w:r>
+              <w:rPr>
+                <w:rFonts w:ascii="Arial" w:cs="Arial" w:eastAsia="Arial" w:hAnsi="Arial"/>
+                <w:b w:val="false"/>
+                <w:bCs w:val="false"/>
+                <w:i w:val="false"/>
+                <w:iCs w:val="false"/>
+                <w:color w:val="000000"/>
+                <w:sz w:val="20"/>
+                <w:szCs w:val="20"/>
+              </w:rPr>
+              <w:t xml:space="preserve">    • Input collection and type conversion</w:t>
+            </w:r>
+            <w:r>
+              <w:rPr>
+                <w:rFonts w:ascii="Arial" w:cs="Arial" w:eastAsia="Arial" w:hAnsi="Arial"/>
+                <w:sz w:val="20"/>
+                <w:szCs w:val="20"/>
+              </w:rPr>
+              <w:br/>
+              <w:t xml:space="preserve"/>
+            </w:r>
+            <w:r>
+              <w:rPr>
+                <w:rFonts w:ascii="Arial" w:cs="Arial" w:eastAsia="Arial" w:hAnsi="Arial"/>
+                <w:b w:val="false"/>
+                <w:bCs w:val="false"/>
+                <w:i w:val="false"/>
+                <w:iCs w:val="false"/>
+                <w:color w:val="000000"/>
+                <w:sz w:val="20"/>
+                <w:szCs w:val="20"/>
+              </w:rPr>
+              <w:t xml:space="preserve">    • Variables and reassignment</w:t>
+            </w:r>
+            <w:r>
+              <w:rPr>
+                <w:rFonts w:ascii="Arial" w:cs="Arial" w:eastAsia="Arial" w:hAnsi="Arial"/>
+                <w:sz w:val="20"/>
+                <w:szCs w:val="20"/>
+              </w:rPr>
+              <w:br/>
+              <w:t xml:space="preserve"/>
+            </w:r>
+            <w:r>
+              <w:rPr>
+                <w:rFonts w:ascii="Arial" w:cs="Arial" w:eastAsia="Arial" w:hAnsi="Arial"/>
+                <w:b w:val="false"/>
+                <w:bCs w:val="false"/>
+                <w:i w:val="false"/>
+                <w:iCs w:val="false"/>
+                <w:color w:val="000000"/>
+                <w:sz w:val="20"/>
+                <w:szCs w:val="20"/>
+              </w:rPr>
+              <w:t xml:space="preserve">    • All seven arithmetic operators</w:t>
+            </w:r>
+            <w:r>
+              <w:rPr>
+                <w:rFonts w:ascii="Arial" w:cs="Arial" w:eastAsia="Arial" w:hAnsi="Arial"/>
+                <w:sz w:val="20"/>
+                <w:szCs w:val="20"/>
+              </w:rPr>
+              <w:br/>
+              <w:t xml:space="preserve"/>
+            </w:r>
+            <w:r>
+              <w:rPr>
+                <w:rFonts w:ascii="Arial" w:cs="Arial" w:eastAsia="Arial" w:hAnsi="Arial"/>
+                <w:b w:val="false"/>
+                <w:bCs w:val="false"/>
+                <w:i w:val="false"/>
+                <w:iCs w:val="false"/>
+                <w:color w:val="000000"/>
+                <w:sz w:val="20"/>
+                <w:szCs w:val="20"/>
+              </w:rPr>
+              <w:t xml:space="preserve">    • Order of operations</w:t>
+            </w:r>
+            <w:r>
+              <w:rPr>
+                <w:rFonts w:ascii="Arial" w:cs="Arial" w:eastAsia="Arial" w:hAnsi="Arial"/>
+                <w:sz w:val="20"/>
+                <w:szCs w:val="20"/>
+              </w:rPr>
+              <w:br/>
+              <w:t xml:space="preserve"/>
+            </w:r>
+            <w:r>
+              <w:rPr>
+                <w:rFonts w:ascii="Arial" w:cs="Arial" w:eastAsia="Arial" w:hAnsi="Arial"/>
+                <w:b w:val="false"/>
+                <w:bCs w:val="false"/>
+                <w:i w:val="false"/>
+                <w:iCs w:val="false"/>
+                <w:color w:val="000000"/>
+                <w:sz w:val="20"/>
+                <w:szCs w:val="20"/>
+              </w:rPr>
+              <w:t xml:space="preserve">    • Professional output formatting with f-strings</w:t>
+            </w:r>
+            <w:r>
+              <w:rPr>
+                <w:rFonts w:ascii="Arial" w:cs="Arial" w:eastAsia="Arial" w:hAnsi="Arial"/>
+                <w:sz w:val="20"/>
+                <w:szCs w:val="20"/>
+              </w:rPr>
+              <w:br/>
+              <w:t xml:space="preserve"/>
+            </w:r>
+            <w:r>
+              <w:rPr>
+                <w:rFonts w:ascii="Arial" w:cs="Arial" w:eastAsia="Arial" w:hAnsi="Arial"/>
+                <w:b w:val="false"/>
+                <w:bCs w:val="false"/>
+                <w:i w:val="false"/>
+                <w:iCs w:val="false"/>
+                <w:color w:val="000000"/>
+                <w:sz w:val="20"/>
+                <w:szCs w:val="20"/>
+              </w:rPr>
+              <w:t xml:space="preserve">    • Comments and good code organization</w:t>
+            </w:r>
+            <w:r>
+              <w:rPr>
+                <w:rFonts w:ascii="Arial" w:cs="Arial" w:eastAsia="Arial" w:hAnsi="Arial"/>
+                <w:sz w:val="20"/>
+                <w:szCs w:val="20"/>
+              </w:rPr>
+              <w:br/>
+              <w:t xml:space="preserve"/>
+            </w:r>
+            <w:r>
+              <w:rPr>
+                <w:rFonts w:ascii="Arial" w:cs="Arial" w:eastAsia="Arial" w:hAnsi="Arial"/>
+                <w:b w:val="false"/>
+                <w:bCs w:val="false"/>
+                <w:i w:val="false"/>
+                <w:iCs w:val="false"/>
+                <w:color w:val="000000"/>
+                <w:sz w:val="20"/>
+                <w:szCs w:val="20"/>
+              </w:rPr>
+              <w:t xml:space="preserve">    • Unit converters (temperature, distance, weight, currency)</w:t>
+            </w:r>
+            <w:r>
+              <w:rPr>
+                <w:rFonts w:ascii="Arial" w:cs="Arial" w:eastAsia="Arial" w:hAnsi="Arial"/>
+                <w:sz w:val="20"/>
+                <w:szCs w:val="20"/>
+              </w:rPr>
+              <w:br/>
+              <w:t xml:space="preserve"/>
+            </w:r>
+            <w:r>
+              <w:rPr>
+                <w:rFonts w:ascii="Arial" w:cs="Arial" w:eastAsia="Arial" w:hAnsi="Arial"/>
+                <w:b w:val="false"/>
+                <w:bCs w:val="false"/>
+                <w:i w:val="false"/>
+                <w:iCs w:val="false"/>
+                <w:color w:val="000000"/>
+                <w:sz w:val="20"/>
+                <w:szCs w:val="20"/>
+              </w:rPr>
+              <w:t xml:space="preserve">    • Calculators (tips, taxes, grades, loans)</w:t>
+            </w:r>
+            <w:r>
+              <w:rPr>
+                <w:rFonts w:ascii="Arial" w:cs="Arial" w:eastAsia="Arial" w:hAnsi="Arial"/>
+                <w:sz w:val="20"/>
+                <w:szCs w:val="20"/>
+              </w:rPr>
+              <w:br/>
+              <w:t xml:space="preserve"/>
+            </w:r>
+            <w:r>
+              <w:rPr>
+                <w:rFonts w:ascii="Arial" w:cs="Arial" w:eastAsia="Arial" w:hAnsi="Arial"/>
+                <w:sz w:val="20"/>
+                <w:szCs w:val="20"/>
+              </w:rPr>
+              <w:br/>
+              <w:t xml:space="preserve"/>
+            </w:r>
+            <w:r>
+              <w:rPr>
+                <w:rFonts w:ascii="Arial" w:cs="Arial" w:eastAsia="Arial" w:hAnsi="Arial"/>
+                <w:b/>
+                <w:bCs/>
+                <w:i w:val="false"/>
+                <w:iCs w:val="false"/>
+                <w:color w:val="000000"/>
+                <w:sz w:val="20"/>
+                <w:szCs w:val="20"/>
+              </w:rPr>
+              <w:t xml:space="preserve">Vocabulary: </w:t>
+            </w:r>
+            <w:r>
+              <w:rPr>
+                <w:rFonts w:ascii="Arial" w:cs="Arial" w:eastAsia="Arial" w:hAnsi="Arial"/>
+                <w:b w:val="false"/>
+                <w:bCs w:val="false"/>
+                <w:i w:val="false"/>
+                <w:iCs w:val="false"/>
+                <w:color w:val="000000"/>
+                <w:sz w:val="20"/>
+                <w:szCs w:val="20"/>
+              </w:rPr>
+              <w:t xml:space="preserve">Real-world programs</w:t>
+            </w:r>
+            <w:r>
+              <w:rPr>
+                <w:rFonts w:ascii="Arial" w:cs="Arial" w:eastAsia="Arial" w:hAnsi="Arial"/>
+                <w:sz w:val="20"/>
+                <w:szCs w:val="20"/>
+              </w:rPr>
+              <w:br/>
+              <w:t xml:space="preserve"/>
+            </w:r>
+            <w:r>
+              <w:rPr>
+                <w:rFonts w:ascii="Arial" w:cs="Arial" w:eastAsia="Arial" w:hAnsi="Arial"/>
+                <w:sz w:val="20"/>
+                <w:szCs w:val="20"/>
+              </w:rPr>
+              <w:br/>
+              <w:t xml:space="preserve"/>
+            </w:r>
+            <w:r>
+              <w:rPr>
+                <w:rFonts w:ascii="Arial" w:cs="Arial" w:eastAsia="Arial" w:hAnsi="Arial"/>
+                <w:b/>
+                <w:bCs/>
+                <w:i/>
+                <w:iCs/>
+                <w:color w:val="555555"/>
+                <w:sz w:val="20"/>
+                <w:szCs w:val="20"/>
+              </w:rPr>
+              <w:t xml:space="preserve">→ Live Demo — </w:t>
+            </w:r>
+            <w:r>
+              <w:rPr>
+                <w:rFonts w:ascii="Arial" w:cs="Arial" w:eastAsia="Arial" w:hAnsi="Arial"/>
+                <w:b w:val="false"/>
+                <w:bCs w:val="false"/>
+                <w:i/>
+                <w:iCs/>
+                <w:color w:val="555555"/>
+                <w:sz w:val="20"/>
+                <w:szCs w:val="20"/>
+              </w:rPr>
+              <w:t xml:space="preserve">type examples as students follow along in their own editor.</w:t>
+            </w:r>
+            <w:r>
+              <w:rPr>
+                <w:rFonts w:ascii="Arial" w:cs="Arial" w:eastAsia="Arial" w:hAnsi="Arial"/>
+                <w:sz w:val="20"/>
+                <w:szCs w:val="20"/>
+              </w:rPr>
+              <w:br/>
+              <w:t xml:space="preserve"/>
+            </w:r>
+            <w:r>
+              <w:rPr>
+                <w:rFonts w:ascii="Arial" w:cs="Arial" w:eastAsia="Arial" w:hAnsi="Arial"/>
+                <w:b/>
+                <w:bCs/>
+                <w:i/>
+                <w:iCs/>
+                <w:color w:val="555555"/>
+                <w:sz w:val="20"/>
+                <w:szCs w:val="20"/>
+              </w:rPr>
+              <w:t xml:space="preserve">→ Check for Understanding: </w:t>
+            </w:r>
+            <w:r>
+              <w:rPr>
+                <w:rFonts w:ascii="Arial" w:cs="Arial" w:eastAsia="Arial" w:hAnsi="Arial"/>
+                <w:b w:val="false"/>
+                <w:bCs w:val="false"/>
+                <w:i/>
+                <w:iCs/>
+                <w:color w:val="555555"/>
+                <w:sz w:val="20"/>
+                <w:szCs w:val="20"/>
+              </w:rPr>
+              <w:t xml:space="preserve">pause and cold-call: “Can someone explain what we just did in their own words?”</w:t>
             </w:r>
           </w:p>
         </w:tc>
@@ -377,9 +1021,9 @@
               <w:right w:val="single" w:color="CCCCCC" w:sz="1"/>
             </w:tcBorders>
             <w:tcMar>
-              <w:top w:type="dxa" w:w="60"/>
+              <w:top w:type="dxa" w:w="80"/>
               <w:left w:type="dxa" w:w="120"/>
-              <w:bottom w:type="dxa" w:w="60"/>
+              <w:bottom w:type="dxa" w:w="80"/>
               <w:right w:type="dxa" w:w="120"/>
             </w:tcMar>
           </w:tcPr>
@@ -406,20 +1050,90 @@
               <w:right w:val="single" w:color="CCCCCC" w:sz="1"/>
             </w:tcBorders>
             <w:tcMar>
-              <w:top w:type="dxa" w:w="60"/>
+              <w:top w:type="dxa" w:w="80"/>
               <w:left w:type="dxa" w:w="120"/>
-              <w:bottom w:type="dxa" w:w="60"/>
+              <w:bottom w:type="dxa" w:w="80"/>
               <w:right w:type="dxa" w:w="120"/>
             </w:tcMar>
           </w:tcPr>
           <w:p>
-            <w:r>
-              <w:rPr>
-                <w:rFonts w:ascii="Arial" w:cs="Arial" w:eastAsia="Arial" w:hAnsi="Arial"/>
-                <w:sz w:val="20"/>
-                <w:szCs w:val="20"/>
+            <w:pPr>
+              <w:spacing w:after="80" w:before="80"/>
+            </w:pPr>
+            <w:r>
+              <w:rPr>
+                <w:rFonts w:ascii="Arial" w:cs="Arial" w:eastAsia="Arial" w:hAnsi="Arial"/>
+                <w:b/>
+                <w:bCs/>
+                <w:i w:val="false"/>
+                <w:iCs w:val="false"/>
+                <w:color w:val="000000"/>
+                <w:sz w:val="22"/>
+                <w:szCs w:val="22"/>
               </w:rPr>
               <w:t xml:space="preserve">Guided Practice</w:t>
+            </w:r>
+            <w:r>
+              <w:rPr>
+                <w:rFonts w:ascii="Arial" w:cs="Arial" w:eastAsia="Arial" w:hAnsi="Arial"/>
+                <w:sz w:val="20"/>
+                <w:szCs w:val="20"/>
+              </w:rPr>
+              <w:br/>
+              <w:t xml:space="preserve"/>
+            </w:r>
+            <w:r>
+              <w:rPr>
+                <w:rFonts w:ascii="Arial" w:cs="Arial" w:eastAsia="Arial" w:hAnsi="Arial"/>
+                <w:sz w:val="20"/>
+                <w:szCs w:val="20"/>
+              </w:rPr>
+              <w:br/>
+              <w:t xml:space="preserve"/>
+            </w:r>
+            <w:r>
+              <w:rPr>
+                <w:rFonts w:ascii="Arial" w:cs="Arial" w:eastAsia="Arial" w:hAnsi="Arial"/>
+                <w:b w:val="false"/>
+                <w:bCs w:val="false"/>
+                <w:i w:val="false"/>
+                <w:iCs w:val="false"/>
+                <w:color w:val="000000"/>
+                <w:sz w:val="20"/>
+                <w:szCs w:val="20"/>
+              </w:rPr>
+              <w:t xml:space="preserve">Create a complete program (choose one):</w:t>
+            </w:r>
+            <w:r>
+              <w:rPr>
+                <w:rFonts w:ascii="Arial" w:cs="Arial" w:eastAsia="Arial" w:hAnsi="Arial"/>
+                <w:sz w:val="20"/>
+                <w:szCs w:val="20"/>
+              </w:rPr>
+              <w:br/>
+              <w:t xml:space="preserve"/>
+            </w:r>
+            <w:r>
+              <w:rPr>
+                <w:rFonts w:ascii="Arial" w:cs="Arial" w:eastAsia="Arial" w:hAnsi="Arial"/>
+                <w:sz w:val="20"/>
+                <w:szCs w:val="20"/>
+              </w:rPr>
+              <w:br/>
+              <w:t xml:space="preserve"/>
+            </w:r>
+            <w:r>
+              <w:rPr>
+                <w:rFonts w:ascii="Arial" w:cs="Arial" w:eastAsia="Arial" w:hAnsi="Arial"/>
+                <w:b w:val="false"/>
+                <w:bCs w:val="false"/>
+                <w:i/>
+                <w:iCs/>
+                <w:color w:val="555555"/>
+                <w:sz w:val="20"/>
+                <w:szCs w:val="20"/>
+              </w:rPr>
+              <w:t xml:space="preserve">→ Teacher models — students try alongside, then compare results.</w:t>
             </w:r>
           </w:p>
         </w:tc>
@@ -435,9 +1149,9 @@
               <w:right w:val="single" w:color="CCCCCC" w:sz="1"/>
             </w:tcBorders>
             <w:tcMar>
-              <w:top w:type="dxa" w:w="60"/>
+              <w:top w:type="dxa" w:w="80"/>
               <w:left w:type="dxa" w:w="120"/>
-              <w:bottom w:type="dxa" w:w="60"/>
+              <w:bottom w:type="dxa" w:w="80"/>
               <w:right w:type="dxa" w:w="120"/>
             </w:tcMar>
           </w:tcPr>
@@ -450,7 +1164,7 @@
                 <w:sz w:val="20"/>
                 <w:szCs w:val="20"/>
               </w:rPr>
-              <w:t xml:space="preserve">15-20 min</w:t>
+              <w:t xml:space="preserve">15–20 min</w:t>
             </w:r>
           </w:p>
         </w:tc>
@@ -464,20 +1178,164 @@
               <w:right w:val="single" w:color="CCCCCC" w:sz="1"/>
             </w:tcBorders>
             <w:tcMar>
-              <w:top w:type="dxa" w:w="60"/>
+              <w:top w:type="dxa" w:w="80"/>
               <w:left w:type="dxa" w:w="120"/>
-              <w:bottom w:type="dxa" w:w="60"/>
+              <w:bottom w:type="dxa" w:w="80"/>
               <w:right w:type="dxa" w:w="120"/>
             </w:tcMar>
           </w:tcPr>
           <w:p>
-            <w:r>
-              <w:rPr>
-                <w:rFonts w:ascii="Arial" w:cs="Arial" w:eastAsia="Arial" w:hAnsi="Arial"/>
-                <w:sz w:val="20"/>
-                <w:szCs w:val="20"/>
+            <w:pPr>
+              <w:spacing w:after="80" w:before="80"/>
+            </w:pPr>
+            <w:r>
+              <w:rPr>
+                <w:rFonts w:ascii="Arial" w:cs="Arial" w:eastAsia="Arial" w:hAnsi="Arial"/>
+                <w:b/>
+                <w:bCs/>
+                <w:i w:val="false"/>
+                <w:iCs w:val="false"/>
+                <w:color w:val="000000"/>
+                <w:sz w:val="22"/>
+                <w:szCs w:val="22"/>
               </w:rPr>
               <w:t xml:space="preserve">Independent Practice / Code Along</w:t>
+            </w:r>
+            <w:r>
+              <w:rPr>
+                <w:rFonts w:ascii="Arial" w:cs="Arial" w:eastAsia="Arial" w:hAnsi="Arial"/>
+                <w:sz w:val="20"/>
+                <w:szCs w:val="20"/>
+              </w:rPr>
+              <w:br/>
+              <w:t xml:space="preserve"/>
+            </w:r>
+            <w:r>
+              <w:rPr>
+                <w:rFonts w:ascii="Arial" w:cs="Arial" w:eastAsia="Arial" w:hAnsi="Arial"/>
+                <w:b/>
+                <w:bCs/>
+                <w:i w:val="false"/>
+                <w:iCs w:val="false"/>
+                <w:color w:val="000000"/>
+                <w:sz w:val="20"/>
+                <w:szCs w:val="20"/>
+              </w:rPr>
+              <w:t xml:space="preserve">    Beginner: </w:t>
+            </w:r>
+            <w:r>
+              <w:rPr>
+                <w:rFonts w:ascii="Arial" w:cs="Arial" w:eastAsia="Arial" w:hAnsi="Arial"/>
+                <w:b w:val="false"/>
+                <w:bCs w:val="false"/>
+                <w:i w:val="false"/>
+                <w:iCs w:val="false"/>
+                <w:color w:val="000000"/>
+                <w:sz w:val="20"/>
+                <w:szCs w:val="20"/>
+              </w:rPr>
+              <w:t xml:space="preserve">Create a currency converter. Ask for USD and display equivalent in EUR (use 0.92 as exchange rate).</w:t>
+            </w:r>
+            <w:r>
+              <w:rPr>
+                <w:rFonts w:ascii="Arial" w:cs="Arial" w:eastAsia="Arial" w:hAnsi="Arial"/>
+                <w:sz w:val="20"/>
+                <w:szCs w:val="20"/>
+              </w:rPr>
+              <w:br/>
+              <w:t xml:space="preserve"/>
+            </w:r>
+            <w:r>
+              <w:rPr>
+                <w:rFonts w:ascii="Arial" w:cs="Arial" w:eastAsia="Arial" w:hAnsi="Arial"/>
+                <w:b/>
+                <w:bCs/>
+                <w:i w:val="false"/>
+                <w:iCs w:val="false"/>
+                <w:color w:val="000000"/>
+                <w:sz w:val="20"/>
+                <w:szCs w:val="20"/>
+              </w:rPr>
+              <w:t xml:space="preserve">    Intermediate: </w:t>
+            </w:r>
+            <w:r>
+              <w:rPr>
+                <w:rFonts w:ascii="Arial" w:cs="Arial" w:eastAsia="Arial" w:hAnsi="Arial"/>
+                <w:b w:val="false"/>
+                <w:bCs w:val="false"/>
+                <w:i w:val="false"/>
+                <w:iCs w:val="false"/>
+                <w:color w:val="000000"/>
+                <w:sz w:val="20"/>
+                <w:szCs w:val="20"/>
+              </w:rPr>
+              <w:t xml:space="preserve">Create a distance converter. Ask for miles and display kilometers, meters, and feet.</w:t>
+            </w:r>
+            <w:r>
+              <w:rPr>
+                <w:rFonts w:ascii="Arial" w:cs="Arial" w:eastAsia="Arial" w:hAnsi="Arial"/>
+                <w:sz w:val="20"/>
+                <w:szCs w:val="20"/>
+              </w:rPr>
+              <w:br/>
+              <w:t xml:space="preserve"/>
+            </w:r>
+            <w:r>
+              <w:rPr>
+                <w:rFonts w:ascii="Arial" w:cs="Arial" w:eastAsia="Arial" w:hAnsi="Arial"/>
+                <w:b/>
+                <w:bCs/>
+                <w:i w:val="false"/>
+                <w:iCs w:val="false"/>
+                <w:color w:val="000000"/>
+                <w:sz w:val="20"/>
+                <w:szCs w:val="20"/>
+              </w:rPr>
+              <w:t xml:space="preserve">    Challenge: </w:t>
+            </w:r>
+            <w:r>
+              <w:rPr>
+                <w:rFonts w:ascii="Arial" w:cs="Arial" w:eastAsia="Arial" w:hAnsi="Arial"/>
+                <w:b w:val="false"/>
+                <w:bCs w:val="false"/>
+                <w:i w:val="false"/>
+                <w:iCs w:val="false"/>
+                <w:color w:val="000000"/>
+                <w:sz w:val="20"/>
+                <w:szCs w:val="20"/>
+              </w:rPr>
+              <w:t xml:space="preserve">Create a compound interest calculator. Ask for principal, annual rate, and years. Calculate and display the amount at the end using: A = P(1…</w:t>
+            </w:r>
+            <w:r>
+              <w:rPr>
+                <w:rFonts w:ascii="Arial" w:cs="Arial" w:eastAsia="Arial" w:hAnsi="Arial"/>
+                <w:sz w:val="20"/>
+                <w:szCs w:val="20"/>
+              </w:rPr>
+              <w:br/>
+              <w:t xml:space="preserve"/>
+            </w:r>
+            <w:r>
+              <w:rPr>
+                <w:rFonts w:ascii="Arial" w:cs="Arial" w:eastAsia="Arial" w:hAnsi="Arial"/>
+                <w:sz w:val="20"/>
+                <w:szCs w:val="20"/>
+              </w:rPr>
+              <w:br/>
+              <w:t xml:space="preserve"/>
+            </w:r>
+            <w:r>
+              <w:rPr>
+                <w:rFonts w:ascii="Arial" w:cs="Arial" w:eastAsia="Arial" w:hAnsi="Arial"/>
+                <w:b w:val="false"/>
+                <w:bCs w:val="false"/>
+                <w:i/>
+                <w:iCs/>
+                <w:color w:val="555555"/>
+                <w:sz w:val="20"/>
+                <w:szCs w:val="20"/>
+              </w:rPr>
+              <w:t xml:space="preserve">→ Teacher circulates — offer hints, check for understanding.</w:t>
             </w:r>
           </w:p>
         </w:tc>
@@ -493,9 +1351,9 @@
               <w:right w:val="single" w:color="CCCCCC" w:sz="1"/>
             </w:tcBorders>
             <w:tcMar>
-              <w:top w:type="dxa" w:w="60"/>
+              <w:top w:type="dxa" w:w="80"/>
               <w:left w:type="dxa" w:w="120"/>
-              <w:bottom w:type="dxa" w:w="60"/>
+              <w:bottom w:type="dxa" w:w="80"/>
               <w:right w:type="dxa" w:w="120"/>
             </w:tcMar>
           </w:tcPr>
@@ -522,20 +1380,90 @@
               <w:right w:val="single" w:color="CCCCCC" w:sz="1"/>
             </w:tcBorders>
             <w:tcMar>
-              <w:top w:type="dxa" w:w="60"/>
+              <w:top w:type="dxa" w:w="80"/>
               <w:left w:type="dxa" w:w="120"/>
-              <w:bottom w:type="dxa" w:w="60"/>
+              <w:bottom w:type="dxa" w:w="80"/>
               <w:right w:type="dxa" w:w="120"/>
             </w:tcMar>
           </w:tcPr>
           <w:p>
-            <w:r>
-              <w:rPr>
-                <w:rFonts w:ascii="Arial" w:cs="Arial" w:eastAsia="Arial" w:hAnsi="Arial"/>
-                <w:sz w:val="20"/>
-                <w:szCs w:val="20"/>
+            <w:pPr>
+              <w:spacing w:after="80" w:before="80"/>
+            </w:pPr>
+            <w:r>
+              <w:rPr>
+                <w:rFonts w:ascii="Arial" w:cs="Arial" w:eastAsia="Arial" w:hAnsi="Arial"/>
+                <w:b/>
+                <w:bCs/>
+                <w:i w:val="false"/>
+                <w:iCs w:val="false"/>
+                <w:color w:val="000000"/>
+                <w:sz w:val="22"/>
+                <w:szCs w:val="22"/>
               </w:rPr>
               <w:t xml:space="preserve">Exit Ticket / Wrap-Up</w:t>
+            </w:r>
+            <w:r>
+              <w:rPr>
+                <w:rFonts w:ascii="Arial" w:cs="Arial" w:eastAsia="Arial" w:hAnsi="Arial"/>
+                <w:sz w:val="20"/>
+                <w:szCs w:val="20"/>
+              </w:rPr>
+              <w:br/>
+              <w:t xml:space="preserve"/>
+            </w:r>
+            <w:r>
+              <w:rPr>
+                <w:rFonts w:ascii="Arial" w:cs="Arial" w:eastAsia="Arial" w:hAnsi="Arial"/>
+                <w:sz w:val="20"/>
+                <w:szCs w:val="20"/>
+              </w:rPr>
+              <w:br/>
+              <w:t xml:space="preserve"/>
+            </w:r>
+            <w:r>
+              <w:rPr>
+                <w:rFonts w:ascii="Arial" w:cs="Arial" w:eastAsia="Arial" w:hAnsi="Arial"/>
+                <w:b w:val="false"/>
+                <w:bCs w:val="false"/>
+                <w:i w:val="false"/>
+                <w:iCs w:val="false"/>
+                <w:color w:val="000000"/>
+                <w:sz w:val="20"/>
+                <w:szCs w:val="20"/>
+              </w:rPr>
+              <w:t xml:space="preserve">Quick Check: Integrate all Unit 1 concepts to build functional, formatted programs?</w:t>
+            </w:r>
+            <w:r>
+              <w:rPr>
+                <w:rFonts w:ascii="Arial" w:cs="Arial" w:eastAsia="Arial" w:hAnsi="Arial"/>
+                <w:sz w:val="20"/>
+                <w:szCs w:val="20"/>
+              </w:rPr>
+              <w:br/>
+              <w:t xml:space="preserve"/>
+            </w:r>
+            <w:r>
+              <w:rPr>
+                <w:rFonts w:ascii="Arial" w:cs="Arial" w:eastAsia="Arial" w:hAnsi="Arial"/>
+                <w:sz w:val="20"/>
+                <w:szCs w:val="20"/>
+              </w:rPr>
+              <w:br/>
+              <w:t xml:space="preserve"/>
+            </w:r>
+            <w:r>
+              <w:rPr>
+                <w:rFonts w:ascii="Arial" w:cs="Arial" w:eastAsia="Arial" w:hAnsi="Arial"/>
+                <w:b w:val="false"/>
+                <w:bCs w:val="false"/>
+                <w:i/>
+                <w:iCs/>
+                <w:color w:val="555555"/>
+                <w:sz w:val="20"/>
+                <w:szCs w:val="20"/>
+              </w:rPr>
+              <w:t xml:space="preserve">→ 3–2–1: Name 3 things learned, 2 new vocab words, 1 question you still have.</w:t>
             </w:r>
           </w:p>
         </w:tc>
@@ -856,7 +1784,7 @@
                 <w:sz w:val="18"/>
                 <w:szCs w:val="18"/>
               </w:rPr>
-              <w:t xml:space="preserve"># Example: Temperature Converter</w:t>
+              <w:t xml:space="preserve">print("=== TEMPERATURE CONVERTER ===\n")</w:t>
             </w:r>
           </w:p>
           <w:p>
@@ -869,7 +1797,7 @@
                 <w:sz w:val="18"/>
                 <w:szCs w:val="18"/>
               </w:rPr>
-              <w:t xml:space="preserve">print("=== TEMPERATURE CONVERTER ===\n")</w:t>
+              <w:t xml:space="preserve">celsius = float(input("Temperature in Celsius: "))</w:t>
             </w:r>
           </w:p>
           <w:p>
@@ -882,7 +1810,7 @@
                 <w:sz w:val="18"/>
                 <w:szCs w:val="18"/>
               </w:rPr>
-              <w:t xml:space="preserve">celsius = float(input("Temperature in Celsius: "))</w:t>
+              <w:t xml:space="preserve">fahrenheit = (celsius * 9/5) + 32</w:t>
             </w:r>
           </w:p>
           <w:p>
@@ -895,7 +1823,7 @@
                 <w:sz w:val="18"/>
                 <w:szCs w:val="18"/>
               </w:rPr>
-              <w:t xml:space="preserve">fahrenheit = (celsius * 9/5) + 32</w:t>
+              <w:t xml:space="preserve">print(f"{celsius}°C = {fahrenheit:.1f}°F")</w:t>
             </w:r>
           </w:p>
           <w:p>
@@ -908,7 +1836,7 @@
                 <w:sz w:val="18"/>
                 <w:szCs w:val="18"/>
               </w:rPr>
-              <w:t xml:space="preserve">print(f"{celsius}°C = {fahrenheit:.1f}°F")</w:t>
+              <w:t xml:space="preserve"> </w:t>
             </w:r>
           </w:p>
           <w:p>
@@ -922,19 +1850,6 @@
                 <w:szCs w:val="18"/>
               </w:rPr>
               <w:t xml:space="preserve"> </w:t>
-            </w:r>
-          </w:p>
-          <w:p>
-            <w:pPr>
-              <w:spacing w:after="20"/>
-            </w:pPr>
-            <w:r>
-              <w:rPr>
-                <w:rFonts w:ascii="Courier New" w:cs="Courier New" w:eastAsia="Courier New" w:hAnsi="Courier New"/>
-                <w:sz w:val="18"/>
-                <w:szCs w:val="18"/>
-              </w:rPr>
-              <w:t xml:space="preserve"># Example: Unit Converter</w:t>
             </w:r>
           </w:p>
           <w:p>
@@ -1027,7 +1942,7 @@
                 <w:sz w:val="18"/>
                 <w:szCs w:val="18"/>
               </w:rPr>
-              <w:t xml:space="preserve"># Problem 1 Example</w:t>
+              <w:t xml:space="preserve">usd = float(input("Amount in USD: $"))</w:t>
             </w:r>
           </w:p>
           <w:p>
@@ -1040,7 +1955,7 @@
                 <w:sz w:val="18"/>
                 <w:szCs w:val="18"/>
               </w:rPr>
-              <w:t xml:space="preserve">usd = float(input("Amount in USD: $"))</w:t>
+              <w:t xml:space="preserve">eur = usd * 0.92</w:t>
             </w:r>
           </w:p>
           <w:p>
@@ -1053,7 +1968,7 @@
                 <w:sz w:val="18"/>
                 <w:szCs w:val="18"/>
               </w:rPr>
-              <w:t xml:space="preserve">eur = usd * 0.92</w:t>
+              <w:t xml:space="preserve">print(f"${usd:.2f} USD = €{eur:.2f} EUR")</w:t>
             </w:r>
           </w:p>
           <w:p>
@@ -1066,7 +1981,7 @@
                 <w:sz w:val="18"/>
                 <w:szCs w:val="18"/>
               </w:rPr>
-              <w:t xml:space="preserve">print(f"${usd:.2f} USD = €{eur:.2f} EUR")</w:t>
+              <w:t xml:space="preserve"> </w:t>
             </w:r>
           </w:p>
           <w:p>
@@ -1092,7 +2007,7 @@
                 <w:sz w:val="18"/>
                 <w:szCs w:val="18"/>
               </w:rPr>
-              <w:t xml:space="preserve"># Problem 2 Example</w:t>
+              <w:t xml:space="preserve">miles = float(input("Distance in miles: "))</w:t>
             </w:r>
           </w:p>
           <w:p>
@@ -1105,7 +2020,7 @@
                 <w:sz w:val="18"/>
                 <w:szCs w:val="18"/>
               </w:rPr>
-              <w:t xml:space="preserve">miles = float(input("Distance in miles: "))</w:t>
+              <w:t xml:space="preserve">km = miles * 1.60934</w:t>
             </w:r>
           </w:p>
           <w:p>
@@ -1118,7 +2033,7 @@
                 <w:sz w:val="18"/>
                 <w:szCs w:val="18"/>
               </w:rPr>
-              <w:t xml:space="preserve">km = miles * 1.60934</w:t>
+              <w:t xml:space="preserve">feet = miles * 5280</w:t>
             </w:r>
           </w:p>
           <w:p>
@@ -1131,7 +2046,7 @@
                 <w:sz w:val="18"/>
                 <w:szCs w:val="18"/>
               </w:rPr>
-              <w:t xml:space="preserve">feet = miles * 5280</w:t>
+              <w:t xml:space="preserve">print(f"{miles} miles = {km:.2f} km")</w:t>
             </w:r>
           </w:p>
           <w:p>
@@ -1144,7 +2059,7 @@
                 <w:sz w:val="18"/>
                 <w:szCs w:val="18"/>
               </w:rPr>
-              <w:t xml:space="preserve">print(f"{miles} miles = {km:.2f} km")</w:t>
+              <w:t xml:space="preserve">print(f"{miles} miles = {feet:.0f} feet")</w:t>
             </w:r>
           </w:p>
           <w:p>
@@ -1157,7 +2072,7 @@
                 <w:sz w:val="18"/>
                 <w:szCs w:val="18"/>
               </w:rPr>
-              <w:t xml:space="preserve">print(f"{miles} miles = {feet:.0f} feet")</w:t>
+              <w:t xml:space="preserve"> </w:t>
             </w:r>
           </w:p>
           <w:p>
@@ -1171,19 +2086,6 @@
                 <w:szCs w:val="18"/>
               </w:rPr>
               <w:t xml:space="preserve"> </w:t>
-            </w:r>
-          </w:p>
-          <w:p>
-            <w:pPr>
-              <w:spacing w:after="20"/>
-            </w:pPr>
-            <w:r>
-              <w:rPr>
-                <w:rFonts w:ascii="Courier New" w:cs="Courier New" w:eastAsia="Courier New" w:hAnsi="Courier New"/>
-                <w:sz w:val="18"/>
-                <w:szCs w:val="18"/>
-              </w:rPr>
-              <w:t xml:space="preserve"># Problem 3 Example</w:t>
             </w:r>
           </w:p>
           <w:p>

--- a/Coding 1 - year/Unit 1 - Intro to Programming/Daily Lesson Plans/Word/Day 15.docx
+++ b/Coding 1 - year/Unit 1 - Intro to Programming/Daily Lesson Plans/Word/Day 15.docx
@@ -380,7 +380,7 @@
                 <w:sz w:val="20"/>
                 <w:szCs w:val="20"/>
               </w:rPr>
-              <w:t xml:space="preserve">    In your own words: Integrate all Unit 1 concepts to build functional, formatted programs?</w:t>
+              <w:t xml:space="preserve">    Why might we want to integrate all Unit 1 concepts to build functional, formatted programs? What's the benefit of combining these ideas?</w:t>
             </w:r>
             <w:r>
               <w:rPr>
@@ -477,7 +477,7 @@
                 <w:sz w:val="20"/>
                 <w:szCs w:val="20"/>
               </w:rPr>
-              <w:t xml:space="preserve">Today's Goal: By the end of class you will be able to integrate all Unit 1 concepts to build functional, formatted programs.</w:t>
+              <w:t xml:space="preserve">Today’s Goal: By the end of class you will be able to integrate all Unit 1 concepts to build functional, formatted programs.</w:t>
             </w:r>
             <w:r>
               <w:rPr>
@@ -1432,7 +1432,7 @@
                 <w:sz w:val="20"/>
                 <w:szCs w:val="20"/>
               </w:rPr>
-              <w:t xml:space="preserve">Quick Check: Integrate all Unit 1 concepts to build functional, formatted programs?</w:t>
+              <w:t xml:space="preserve">Describe the process to integrate all Unit 1 concepts to build functional, formatted programs. What's the trickiest part?</w:t>
             </w:r>
             <w:r>
               <w:rPr>
